--- a/outputs/HOW_TO_Spend_Report_JHK3.docx
+++ b/outputs/HOW_TO_Spend_Report_JHK3.docx
@@ -1015,6 +1015,51 @@
                 <w:rFonts w:ascii="Calibri" w:hAnsi="Calibri"/>
                 <w:sz w:val="19"/>
               </w:rPr>
+              <w:t>Same Item — Multiple Vendors / Depts</w:t>
+            </w:r>
+          </w:p>
+        </w:tc>
+        <w:tc>
+          <w:tcPr>
+            <w:tcW w:type="dxa" w:w="4139"/>
+          </w:tcPr>
+          <w:p>
+            <w:r>
+              <w:rPr>
+                <w:rFonts w:ascii="Calibri" w:hAnsi="Calibri"/>
+                <w:sz w:val="19"/>
+              </w:rPr>
+              <w:t>The same item bought from &gt;1 vendor and/or across &gt;1 department, with names</w:t>
+            </w:r>
+          </w:p>
+        </w:tc>
+        <w:tc>
+          <w:tcPr>
+            <w:tcW w:type="dxa" w:w="2835"/>
+          </w:tcPr>
+          <w:p>
+            <w:r>
+              <w:rPr>
+                <w:rFonts w:ascii="Calibri" w:hAnsi="Calibri"/>
+                <w:sz w:val="19"/>
+              </w:rPr>
+              <w:t>Line-level maverick buying — sharpest targets</w:t>
+            </w:r>
+          </w:p>
+        </w:tc>
+      </w:tr>
+      <w:tr>
+        <w:tc>
+          <w:tcPr>
+            <w:tcW w:type="dxa" w:w="2381"/>
+            <w:shd w:val="clear" w:color="auto" w:fill="D6EEF9"/>
+          </w:tcPr>
+          <w:p>
+            <w:r>
+              <w:rPr>
+                <w:rFonts w:ascii="Calibri" w:hAnsi="Calibri"/>
+                <w:sz w:val="19"/>
+              </w:rPr>
               <w:t>Spend Trend</w:t>
             </w:r>
           </w:p>
@@ -1022,6 +1067,7 @@
         <w:tc>
           <w:tcPr>
             <w:tcW w:type="dxa" w:w="4139"/>
+            <w:shd w:val="clear" w:color="auto" w:fill="D6EEF9"/>
           </w:tcPr>
           <w:p>
             <w:r>
@@ -1036,6 +1082,7 @@
         <w:tc>
           <w:tcPr>
             <w:tcW w:type="dxa" w:w="2835"/>
+            <w:shd w:val="clear" w:color="auto" w:fill="D6EEF9"/>
           </w:tcPr>
           <w:p>
             <w:r>
@@ -1052,7 +1099,6 @@
         <w:tc>
           <w:tcPr>
             <w:tcW w:type="dxa" w:w="2381"/>
-            <w:shd w:val="clear" w:color="auto" w:fill="D6EEF9"/>
           </w:tcPr>
           <w:p>
             <w:r>
@@ -1067,7 +1113,6 @@
         <w:tc>
           <w:tcPr>
             <w:tcW w:type="dxa" w:w="4139"/>
-            <w:shd w:val="clear" w:color="auto" w:fill="D6EEF9"/>
           </w:tcPr>
           <w:p>
             <w:r>
@@ -1082,7 +1127,6 @@
         <w:tc>
           <w:tcPr>
             <w:tcW w:type="dxa" w:w="2835"/>
-            <w:shd w:val="clear" w:color="auto" w:fill="D6EEF9"/>
           </w:tcPr>
           <w:p>
             <w:r>
@@ -1099,6 +1143,7 @@
         <w:tc>
           <w:tcPr>
             <w:tcW w:type="dxa" w:w="2381"/>
+            <w:shd w:val="clear" w:color="auto" w:fill="D6EEF9"/>
           </w:tcPr>
           <w:p>
             <w:r>
@@ -1113,6 +1158,7 @@
         <w:tc>
           <w:tcPr>
             <w:tcW w:type="dxa" w:w="4139"/>
+            <w:shd w:val="clear" w:color="auto" w:fill="D6EEF9"/>
           </w:tcPr>
           <w:p>
             <w:r>
@@ -1127,6 +1173,7 @@
         <w:tc>
           <w:tcPr>
             <w:tcW w:type="dxa" w:w="2835"/>
+            <w:shd w:val="clear" w:color="auto" w:fill="D6EEF9"/>
           </w:tcPr>
           <w:p>
             <w:r>
@@ -1143,7 +1190,6 @@
         <w:tc>
           <w:tcPr>
             <w:tcW w:type="dxa" w:w="2381"/>
-            <w:shd w:val="clear" w:color="auto" w:fill="D6EEF9"/>
           </w:tcPr>
           <w:p>
             <w:r>
@@ -1158,7 +1204,6 @@
         <w:tc>
           <w:tcPr>
             <w:tcW w:type="dxa" w:w="4139"/>
-            <w:shd w:val="clear" w:color="auto" w:fill="D6EEF9"/>
           </w:tcPr>
           <w:p>
             <w:r>
@@ -1173,7 +1218,6 @@
         <w:tc>
           <w:tcPr>
             <w:tcW w:type="dxa" w:w="2835"/>
-            <w:shd w:val="clear" w:color="auto" w:fill="D6EEF9"/>
           </w:tcPr>
           <w:p>
             <w:r>
@@ -1190,6 +1234,7 @@
         <w:tc>
           <w:tcPr>
             <w:tcW w:type="dxa" w:w="2381"/>
+            <w:shd w:val="clear" w:color="auto" w:fill="D6EEF9"/>
           </w:tcPr>
           <w:p>
             <w:r>
@@ -1204,6 +1249,7 @@
         <w:tc>
           <w:tcPr>
             <w:tcW w:type="dxa" w:w="4139"/>
+            <w:shd w:val="clear" w:color="auto" w:fill="D6EEF9"/>
           </w:tcPr>
           <w:p>
             <w:r>
@@ -1218,6 +1264,7 @@
         <w:tc>
           <w:tcPr>
             <w:tcW w:type="dxa" w:w="2835"/>
+            <w:shd w:val="clear" w:color="auto" w:fill="D6EEF9"/>
           </w:tcPr>
           <w:p>
             <w:r>
@@ -1234,7 +1281,6 @@
         <w:tc>
           <w:tcPr>
             <w:tcW w:type="dxa" w:w="2381"/>
-            <w:shd w:val="clear" w:color="auto" w:fill="D6EEF9"/>
           </w:tcPr>
           <w:p>
             <w:r>
@@ -1249,7 +1295,6 @@
         <w:tc>
           <w:tcPr>
             <w:tcW w:type="dxa" w:w="4139"/>
-            <w:shd w:val="clear" w:color="auto" w:fill="D6EEF9"/>
           </w:tcPr>
           <w:p>
             <w:r>
@@ -1264,7 +1309,6 @@
         <w:tc>
           <w:tcPr>
             <w:tcW w:type="dxa" w:w="2835"/>
-            <w:shd w:val="clear" w:color="auto" w:fill="D6EEF9"/>
           </w:tcPr>
           <w:p>
             <w:r>
@@ -1281,6 +1325,7 @@
         <w:tc>
           <w:tcPr>
             <w:tcW w:type="dxa" w:w="2381"/>
+            <w:shd w:val="clear" w:color="auto" w:fill="D6EEF9"/>
           </w:tcPr>
           <w:p>
             <w:r>
@@ -1295,6 +1340,7 @@
         <w:tc>
           <w:tcPr>
             <w:tcW w:type="dxa" w:w="4139"/>
+            <w:shd w:val="clear" w:color="auto" w:fill="D6EEF9"/>
           </w:tcPr>
           <w:p>
             <w:r>
@@ -1309,6 +1355,7 @@
         <w:tc>
           <w:tcPr>
             <w:tcW w:type="dxa" w:w="2835"/>
+            <w:shd w:val="clear" w:color="auto" w:fill="D6EEF9"/>
           </w:tcPr>
           <w:p>
             <w:r>
@@ -1516,6 +1563,27 @@
           <w:sz w:val="22"/>
         </w:rPr>
         <w:t xml:space="preserve">  Consolidation / Fragmentation = for each category, the distinct vendor count (and department count); categories bought from more than one vendor are flagged and ranked by spend — the biggest consolidation opportunities first.</w:t>
+      </w:r>
+    </w:p>
+    <w:p>
+      <w:pPr>
+        <w:pStyle w:val="ListBullet"/>
+      </w:pPr>
+      <w:r>
+        <w:rPr>
+          <w:rFonts w:ascii="Calibri" w:hAnsi="Calibri"/>
+          <w:b/>
+          <w:color w:val="002F6C"/>
+          <w:sz w:val="22"/>
+        </w:rPr>
+        <w:t>Same Item</w:t>
+      </w:r>
+      <w:r>
+        <w:rPr>
+          <w:rFonts w:ascii="Calibri" w:hAnsi="Calibri"/>
+          <w:sz w:val="22"/>
+        </w:rPr>
+        <w:t xml:space="preserve">  Same Item — Multiple Vendors / Departments = group rows by the exact item description, count distinct vendors and departments per item and sum spend, then keep only items bought from more than one vendor or across more than one department. Vendor and department names are shown. Grouping is exact text — no fuzzy matching — so a flag is real, not inferred.</w:t>
       </w:r>
     </w:p>
     <w:p>

--- a/outputs/HOW_TO_Spend_Report_JHK3.docx
+++ b/outputs/HOW_TO_Spend_Report_JHK3.docx
@@ -1060,7 +1060,7 @@
                 <w:rFonts w:ascii="Calibri" w:hAnsi="Calibri"/>
                 <w:sz w:val="19"/>
               </w:rPr>
-              <w:t>Spend Trend</w:t>
+              <w:t>Same Commodity (NIGP code)</w:t>
             </w:r>
           </w:p>
         </w:tc>
@@ -1075,6 +1075,51 @@
                 <w:rFonts w:ascii="Calibri" w:hAnsi="Calibri"/>
                 <w:sz w:val="19"/>
               </w:rPr>
+              <w:t>Groups by NIGP commodity code so differently-worded descriptions of the same commodity roll together</w:t>
+            </w:r>
+          </w:p>
+        </w:tc>
+        <w:tc>
+          <w:tcPr>
+            <w:tcW w:type="dxa" w:w="2835"/>
+            <w:shd w:val="clear" w:color="auto" w:fill="D6EEF9"/>
+          </w:tcPr>
+          <w:p>
+            <w:r>
+              <w:rPr>
+                <w:rFonts w:ascii="Calibri" w:hAnsi="Calibri"/>
+                <w:sz w:val="19"/>
+              </w:rPr>
+              <w:t>Catches split buying hidden behind wording differences</w:t>
+            </w:r>
+          </w:p>
+        </w:tc>
+      </w:tr>
+      <w:tr>
+        <w:tc>
+          <w:tcPr>
+            <w:tcW w:type="dxa" w:w="2381"/>
+          </w:tcPr>
+          <w:p>
+            <w:r>
+              <w:rPr>
+                <w:rFonts w:ascii="Calibri" w:hAnsi="Calibri"/>
+                <w:sz w:val="19"/>
+              </w:rPr>
+              <w:t>Spend Trend</w:t>
+            </w:r>
+          </w:p>
+        </w:tc>
+        <w:tc>
+          <w:tcPr>
+            <w:tcW w:type="dxa" w:w="4139"/>
+          </w:tcPr>
+          <w:p>
+            <w:r>
+              <w:rPr>
+                <w:rFonts w:ascii="Calibri" w:hAnsi="Calibri"/>
+                <w:sz w:val="19"/>
+              </w:rPr>
               <w:t>Spend by year with year-over-year change</w:t>
             </w:r>
           </w:p>
@@ -1082,7 +1127,6 @@
         <w:tc>
           <w:tcPr>
             <w:tcW w:type="dxa" w:w="2835"/>
-            <w:shd w:val="clear" w:color="auto" w:fill="D6EEF9"/>
           </w:tcPr>
           <w:p>
             <w:r>
@@ -1099,6 +1143,7 @@
         <w:tc>
           <w:tcPr>
             <w:tcW w:type="dxa" w:w="2381"/>
+            <w:shd w:val="clear" w:color="auto" w:fill="D6EEF9"/>
           </w:tcPr>
           <w:p>
             <w:r>
@@ -1113,6 +1158,7 @@
         <w:tc>
           <w:tcPr>
             <w:tcW w:type="dxa" w:w="4139"/>
+            <w:shd w:val="clear" w:color="auto" w:fill="D6EEF9"/>
           </w:tcPr>
           <w:p>
             <w:r>
@@ -1127,6 +1173,7 @@
         <w:tc>
           <w:tcPr>
             <w:tcW w:type="dxa" w:w="2835"/>
+            <w:shd w:val="clear" w:color="auto" w:fill="D6EEF9"/>
           </w:tcPr>
           <w:p>
             <w:r>
@@ -1143,7 +1190,6 @@
         <w:tc>
           <w:tcPr>
             <w:tcW w:type="dxa" w:w="2381"/>
-            <w:shd w:val="clear" w:color="auto" w:fill="D6EEF9"/>
           </w:tcPr>
           <w:p>
             <w:r>
@@ -1158,7 +1204,6 @@
         <w:tc>
           <w:tcPr>
             <w:tcW w:type="dxa" w:w="4139"/>
-            <w:shd w:val="clear" w:color="auto" w:fill="D6EEF9"/>
           </w:tcPr>
           <w:p>
             <w:r>
@@ -1173,7 +1218,6 @@
         <w:tc>
           <w:tcPr>
             <w:tcW w:type="dxa" w:w="2835"/>
-            <w:shd w:val="clear" w:color="auto" w:fill="D6EEF9"/>
           </w:tcPr>
           <w:p>
             <w:r>
@@ -1190,6 +1234,7 @@
         <w:tc>
           <w:tcPr>
             <w:tcW w:type="dxa" w:w="2381"/>
+            <w:shd w:val="clear" w:color="auto" w:fill="D6EEF9"/>
           </w:tcPr>
           <w:p>
             <w:r>
@@ -1204,6 +1249,7 @@
         <w:tc>
           <w:tcPr>
             <w:tcW w:type="dxa" w:w="4139"/>
+            <w:shd w:val="clear" w:color="auto" w:fill="D6EEF9"/>
           </w:tcPr>
           <w:p>
             <w:r>
@@ -1218,6 +1264,7 @@
         <w:tc>
           <w:tcPr>
             <w:tcW w:type="dxa" w:w="2835"/>
+            <w:shd w:val="clear" w:color="auto" w:fill="D6EEF9"/>
           </w:tcPr>
           <w:p>
             <w:r>
@@ -1234,7 +1281,6 @@
         <w:tc>
           <w:tcPr>
             <w:tcW w:type="dxa" w:w="2381"/>
-            <w:shd w:val="clear" w:color="auto" w:fill="D6EEF9"/>
           </w:tcPr>
           <w:p>
             <w:r>
@@ -1249,7 +1295,6 @@
         <w:tc>
           <w:tcPr>
             <w:tcW w:type="dxa" w:w="4139"/>
-            <w:shd w:val="clear" w:color="auto" w:fill="D6EEF9"/>
           </w:tcPr>
           <w:p>
             <w:r>
@@ -1264,7 +1309,6 @@
         <w:tc>
           <w:tcPr>
             <w:tcW w:type="dxa" w:w="2835"/>
-            <w:shd w:val="clear" w:color="auto" w:fill="D6EEF9"/>
           </w:tcPr>
           <w:p>
             <w:r>
@@ -1281,6 +1325,7 @@
         <w:tc>
           <w:tcPr>
             <w:tcW w:type="dxa" w:w="2381"/>
+            <w:shd w:val="clear" w:color="auto" w:fill="D6EEF9"/>
           </w:tcPr>
           <w:p>
             <w:r>
@@ -1295,6 +1340,7 @@
         <w:tc>
           <w:tcPr>
             <w:tcW w:type="dxa" w:w="4139"/>
+            <w:shd w:val="clear" w:color="auto" w:fill="D6EEF9"/>
           </w:tcPr>
           <w:p>
             <w:r>
@@ -1309,6 +1355,7 @@
         <w:tc>
           <w:tcPr>
             <w:tcW w:type="dxa" w:w="2835"/>
+            <w:shd w:val="clear" w:color="auto" w:fill="D6EEF9"/>
           </w:tcPr>
           <w:p>
             <w:r>
@@ -1325,7 +1372,6 @@
         <w:tc>
           <w:tcPr>
             <w:tcW w:type="dxa" w:w="2381"/>
-            <w:shd w:val="clear" w:color="auto" w:fill="D6EEF9"/>
           </w:tcPr>
           <w:p>
             <w:r>
@@ -1340,7 +1386,6 @@
         <w:tc>
           <w:tcPr>
             <w:tcW w:type="dxa" w:w="4139"/>
-            <w:shd w:val="clear" w:color="auto" w:fill="D6EEF9"/>
           </w:tcPr>
           <w:p>
             <w:r>
@@ -1355,7 +1400,6 @@
         <w:tc>
           <w:tcPr>
             <w:tcW w:type="dxa" w:w="2835"/>
-            <w:shd w:val="clear" w:color="auto" w:fill="D6EEF9"/>
           </w:tcPr>
           <w:p>
             <w:r>
@@ -1584,6 +1628,27 @@
           <w:sz w:val="22"/>
         </w:rPr>
         <w:t xml:space="preserve">  Same Item — Multiple Vendors / Departments = group rows by the exact item description, count distinct vendors and departments per item and sum spend, then keep only items bought from more than one vendor or across more than one department. Vendor and department names are shown. Grouping is exact text — no fuzzy matching — so a flag is real, not inferred.</w:t>
+      </w:r>
+    </w:p>
+    <w:p>
+      <w:pPr>
+        <w:pStyle w:val="ListBullet"/>
+      </w:pPr>
+      <w:r>
+        <w:rPr>
+          <w:rFonts w:ascii="Calibri" w:hAnsi="Calibri"/>
+          <w:b/>
+          <w:color w:val="002F6C"/>
+          <w:sz w:val="22"/>
+        </w:rPr>
+        <w:t>Same Commodity</w:t>
+      </w:r>
+      <w:r>
+        <w:rPr>
+          <w:rFonts w:ascii="Calibri" w:hAnsi="Calibri"/>
+          <w:sz w:val="22"/>
+        </w:rPr>
+        <w:t xml:space="preserve">  Same Commodity (NIGP code) = the same idea as Same Item, but grouped by the NIGP commodity code (5-digit item where the rule assigned one, otherwise 3-digit class) rather than the exact wording — so two differently-worded descriptions of the same commodity roll together. Only rows that carry a NIGP code appear here; the variant wordings that merged are shown so the grouping is transparent.</w:t>
       </w:r>
     </w:p>
     <w:p>

--- a/outputs/HOW_TO_Spend_Report_JHK3.docx
+++ b/outputs/HOW_TO_Spend_Report_JHK3.docx
@@ -1648,7 +1648,7 @@
           <w:rFonts w:ascii="Calibri" w:hAnsi="Calibri"/>
           <w:sz w:val="22"/>
         </w:rPr>
-        <w:t xml:space="preserve">  Same Commodity (NIGP code) = the same idea as Same Item, but grouped by the NIGP commodity code (5-digit item where the rule assigned one, otherwise 3-digit class) rather than the exact wording — so two differently-worded descriptions of the same commodity roll together. Only rows that carry a NIGP code appear here; the variant wordings that merged are shown so the grouping is transparent.</w:t>
+        <w:t xml:space="preserve">  Same Commodity (NIGP code) = the same idea as Same Item, but grouped by the NIGP commodity code (5-digit item where the rule assigned one, otherwise 3-digit class) rather than the exact wording — so two differently-worded descriptions of the same commodity roll together. It is laid out as a matrix: each department is its own column (spend), shaded cells show which departments bought the commodity, and any commodity bought across two or more departments is highlighted as a consolidation target. The top consolidatable items also appear in the Executive Summary.</w:t>
       </w:r>
     </w:p>
     <w:p>

--- a/outputs/HOW_TO_Spend_Report_JHK3.docx
+++ b/outputs/HOW_TO_Spend_Report_JHK3.docx
@@ -44,7 +44,7 @@
           <w:color w:val="595959"/>
           <w:sz w:val="18"/>
         </w:rPr>
-        <w:t>Independent public-sector procurement tool  •  Prepared by James H. Kirby III, CSCP, MS-SCM  •  Version 2026-08-18  •  General &amp; Other + Examples edition</w:t>
+        <w:t>Independent public-sector procurement tool  •  Prepared by James H. Kirby III, CSCP, MS-SCM  •  Version 2026-08-20  •  Savings &amp; cost-avoidance edition</w:t>
       </w:r>
     </w:p>
     <w:p>
@@ -1427,19 +1427,7 @@
           <w:color w:val="002F6C"/>
           <w:sz w:val="32"/>
         </w:rPr>
-        <w:t>4.  EVERY ROW LANDS IN A REAL CATEGORY</w:t>
-      </w:r>
-    </w:p>
-    <w:p>
-      <w:pPr>
-        <w:spacing w:after="120"/>
-      </w:pPr>
-      <w:r>
-        <w:rPr>
-          <w:rFonts w:ascii="Calibri" w:hAnsi="Calibri"/>
-          <w:sz w:val="22"/>
-        </w:rPr>
-        <w:t>There is no "Unclassified" line in a spend report. Every row is placed in one of the 17 Business Categories, or — when its description doesn't match a specific-commodity rule yet — in a single, honest catch-all called "General &amp; Other Procurement." The dollars are always counted, so the report total reconciles to your file exactly.</w:t>
+        <w:t>4.  SAVINGS &amp; COST AVOIDANCE — HOW THE MONEY IS ESTIMATED</w:t>
       </w:r>
     </w:p>
     <w:tbl>
@@ -1475,7 +1463,7 @@
                 <w:color w:val="DA291C"/>
                 <w:sz w:val="22"/>
               </w:rPr>
-              <w:t>WHAT “GENERAL &amp; OTHER PROCUREMENT” MEANS</w:t>
+              <w:t>THE FORMULA (SAME ONE, EVERY OPPORTUNITY)</w:t>
             </w:r>
           </w:p>
           <w:p>
@@ -1485,7 +1473,7 @@
                 <w:color w:val="002F6C"/>
                 <w:sz w:val="22"/>
               </w:rPr>
-              <w:t>It is the catch-all for purchases whose description doesn't yet map to a specific commodity — often invoice-reconciliation lines, one-off administrative entries, or descriptions the rule library hasn't learned. It is a real reporting category, not an error. The Spend by Category table includes an Examples column that shows representative descriptions from every category — including this one — so leadership can see exactly what sits inside it. To move spend out of it, add keyword rules for the most common descriptions shown in its Examples; those buys then flow into specific commodity categories.</w:t>
+              <w:t>Estimated savings = ADDRESSABLE spend × a benchmark rate. Addressable spend is the spend on commodities that are fragmented — bought from more than one vendor and/or across more than one department. Single-source, single-department spend is not addressable. The rate rewards fragmentation: +3% per additional vendor + 2% per additional department, capped at 15%; tail-spend consolidation adds a 5% lever. Every rate is adjustable in the app.</w:t>
             </w:r>
           </w:p>
         </w:tc>
@@ -1495,6 +1483,89 @@
       <w:pPr>
         <w:spacing w:after="120"/>
       </w:pPr>
+    </w:p>
+    <w:p>
+      <w:pPr>
+        <w:pStyle w:val="ListBullet"/>
+      </w:pPr>
+      <w:r>
+        <w:rPr>
+          <w:rFonts w:ascii="Calibri" w:hAnsi="Calibri"/>
+          <w:b/>
+          <w:color w:val="002F6C"/>
+          <w:sz w:val="22"/>
+        </w:rPr>
+        <w:t>Hard vs cost avoidance</w:t>
+      </w:r>
+      <w:r>
+        <w:rPr>
+          <w:rFonts w:ascii="Calibri" w:hAnsi="Calibri"/>
+          <w:sz w:val="22"/>
+        </w:rPr>
+        <w:t xml:space="preserve">  Hard (cashable) savings reduce the budget against a baseline; cost avoidance prevents or defers future cost. Each identified opportunity is split into both — default 40% hard / 60% cost avoidance — because finance expects the two reported separately.</w:t>
+      </w:r>
+    </w:p>
+    <w:p>
+      <w:pPr>
+        <w:pStyle w:val="ListBullet"/>
+      </w:pPr>
+      <w:r>
+        <w:rPr>
+          <w:rFonts w:ascii="Calibri" w:hAnsi="Calibri"/>
+          <w:b/>
+          <w:color w:val="002F6C"/>
+          <w:sz w:val="22"/>
+        </w:rPr>
+        <w:t>Where it appears</w:t>
+      </w:r>
+      <w:r>
+        <w:rPr>
+          <w:rFonts w:ascii="Calibri" w:hAnsi="Calibri"/>
+          <w:sz w:val="22"/>
+        </w:rPr>
+        <w:t xml:space="preserve">  The Savings Opportunity Summary leads the report: addressable spend, identified savings (hard + cost avoidance), a breakdown by opportunity type, the annualized figure, and a 3-year projection. The Top Consolidation Opportunities table lists each fragmented commodity with its addressable spend, rate, estimated savings, and a recommended action.</w:t>
+      </w:r>
+    </w:p>
+    <w:p>
+      <w:pPr>
+        <w:spacing w:after="120"/>
+      </w:pPr>
+      <w:r>
+        <w:rPr>
+          <w:rFonts w:ascii="Calibri" w:hAnsi="Calibri"/>
+          <w:sz w:val="22"/>
+        </w:rPr>
+        <w:t>These are planning estimates, not realized savings. The addressable spend is computed exactly from your data; the savings percentage is a transparent, adjustable assumption. Your files carry totals, not unit price × quantity, so this is not price-variance math. The full basis and real reference sources are on the Sources &amp; Methodology tab.</w:t>
+      </w:r>
+    </w:p>
+    <w:p>
+      <w:pPr>
+        <w:pBdr>
+          <w:bottom w:val="single" w:sz="18" w:space="1" w:color="41B6E6"/>
+        </w:pBdr>
+        <w:spacing w:before="280" w:after="120"/>
+      </w:pPr>
+      <w:r>
+        <w:rPr>
+          <w:rFonts w:ascii="Calibri" w:hAnsi="Calibri"/>
+          <w:b/>
+          <w:color w:val="002F6C"/>
+          <w:sz w:val="32"/>
+        </w:rPr>
+        <w:t>5.  EVERY ROW LANDS IN A REAL CATEGORY</w:t>
+      </w:r>
+    </w:p>
+    <w:p>
+      <w:pPr>
+        <w:spacing w:after="120"/>
+      </w:pPr>
+      <w:r>
+        <w:rPr>
+          <w:rFonts w:ascii="Calibri" w:hAnsi="Calibri"/>
+          <w:sz w:val="22"/>
+        </w:rPr>
+        <w:t>There is no "Unclassified" or catch-all line in the report. Rows whose description doesn't match a specific-commodity rule are assigned to their closest of the 17 Business Categories (best-fit), so every row lands in a real category and the report total reconciles to your file exactly. The Spend by Category table carries an Examples column showing representative descriptions per category.</w:t>
+      </w:r>
     </w:p>
     <w:p>
       <w:pPr>
@@ -1522,7 +1593,7 @@
           <w:color w:val="002F6C"/>
           <w:sz w:val="32"/>
         </w:rPr>
-        <w:t>5.  HOW THE NUMBERS ARE CALCULATED — NO BLACK BOX</w:t>
+        <w:t>6.  HOW THE NUMBERS ARE CALCULATED — NO BLACK BOX</w:t>
       </w:r>
     </w:p>
     <w:p>
@@ -1564,7 +1635,7 @@
           <w:rFonts w:ascii="Calibri" w:hAnsi="Calibri"/>
           <w:sz w:val="22"/>
         </w:rPr>
-        <w:t xml:space="preserve">  Pareto 80/20 = the specific-commodity category totals sorted high-to-low with a running cumulative %; the report names how many categories reach 80%. The General &amp; Other catch-all is excluded here — it isn't a single commodity to focus sourcing on.</w:t>
+        <w:t xml:space="preserve">  Pareto 80/20 = the specific-commodity category totals sorted high-to-low with a running cumulative %; the report names how many categories reach 80%.</w:t>
       </w:r>
     </w:p>
     <w:p>
@@ -1761,7 +1832,7 @@
           <w:color w:val="002F6C"/>
           <w:sz w:val="32"/>
         </w:rPr>
-        <w:t>6.  WHY YOU CAN TRUST IT</w:t>
+        <w:t>7.  WHY YOU CAN TRUST IT</w:t>
       </w:r>
     </w:p>
     <w:p>
@@ -1883,7 +1954,7 @@
           <w:color w:val="002F6C"/>
           <w:sz w:val="32"/>
         </w:rPr>
-        <w:t>7.  HONEST LIMITS</w:t>
+        <w:t>8.  SOURCES &amp; METHODOLOGY — WHO USES THIS MATH</w:t>
       </w:r>
     </w:p>
     <w:p>
@@ -1895,7 +1966,436 @@
           <w:rFonts w:ascii="Calibri" w:hAnsi="Calibri"/>
           <w:sz w:val="22"/>
         </w:rPr>
-        <w:t>The rules were tuned on one agency's vocabulary, so on a very different dataset the General &amp; Other share can be larger at first. That is expected and fixable: the Examples column points to the most common unmatched descriptions, and adding a few keyword rules for them moves that spend into specific categories with no new tools and no AI. The tool classifies from description text only — it does not read vendor names or any prior codes — which is what keeps the classification independent and defensible.</w:t>
+        <w:t>The report is built on standard spend-analysis and strategic-sourcing methods used across both public and private procurement. The addressable spend is computed from your data; the savings percentages are transparent, adjustable planning assumptions calibrated to conservative, commonly-cited ranges — not figures attributed to any single proprietary report.</w:t>
+      </w:r>
+    </w:p>
+    <w:p>
+      <w:pPr>
+        <w:spacing w:before="200" w:after="40"/>
+      </w:pPr>
+      <w:r>
+        <w:rPr>
+          <w:rFonts w:ascii="Calibri" w:hAnsi="Calibri"/>
+          <w:b/>
+          <w:color w:val="41B6E6"/>
+          <w:sz w:val="26"/>
+        </w:rPr>
+        <w:t>What this analysis does</w:t>
+      </w:r>
+    </w:p>
+    <w:p>
+      <w:pPr>
+        <w:pStyle w:val="ListBullet"/>
+      </w:pPr>
+      <w:r>
+        <w:rPr>
+          <w:rFonts w:ascii="Calibri" w:hAnsi="Calibri"/>
+          <w:sz w:val="22"/>
+        </w:rPr>
+        <w:t>It measures ADDRESSABLE spend — the portion realistically influenceable through consolidation — and estimates the savings from acting on it. Addressable spend is computed directly from your data; the savings percentage is a transparent, adjustable planning assumption, not a figure pulled from your invoices.</w:t>
+      </w:r>
+    </w:p>
+    <w:p>
+      <w:pPr>
+        <w:spacing w:before="200" w:after="40"/>
+      </w:pPr>
+      <w:r>
+        <w:rPr>
+          <w:rFonts w:ascii="Calibri" w:hAnsi="Calibri"/>
+          <w:b/>
+          <w:color w:val="41B6E6"/>
+          <w:sz w:val="26"/>
+        </w:rPr>
+        <w:t>The methods used here, and who uses them</w:t>
+      </w:r>
+    </w:p>
+    <w:p>
+      <w:pPr>
+        <w:pStyle w:val="ListBullet"/>
+      </w:pPr>
+      <w:r>
+        <w:rPr>
+          <w:rFonts w:ascii="Calibri" w:hAnsi="Calibri"/>
+          <w:sz w:val="22"/>
+        </w:rPr>
+        <w:t>Spend analysis / the “spend cube” — grouping spend by commodity, supplier, and department to find opportunity. Foundational category-management practice taught by ISM and CIPS and used by every major sourcing consultancy.</w:t>
+      </w:r>
+    </w:p>
+    <w:p>
+      <w:pPr>
+        <w:pStyle w:val="ListBullet"/>
+      </w:pPr>
+      <w:r>
+        <w:rPr>
+          <w:rFonts w:ascii="Calibri" w:hAnsi="Calibri"/>
+          <w:sz w:val="22"/>
+        </w:rPr>
+        <w:t>Pareto (80/20) &amp; ABC analysis — the few categories and vendors that drive most spend. A classic tool in both public and private procurement.</w:t>
+      </w:r>
+    </w:p>
+    <w:p>
+      <w:pPr>
+        <w:pStyle w:val="ListBullet"/>
+      </w:pPr>
+      <w:r>
+        <w:rPr>
+          <w:rFonts w:ascii="Calibri" w:hAnsi="Calibri"/>
+          <w:sz w:val="22"/>
+        </w:rPr>
+        <w:t>Demand aggregation / consolidation — combining fragmented buys into one competitively-bid agreement. This is the core mechanism of public cooperative purchasing (NASPO ValuePoint, NIGP, GSA, Sourcewell, OMNIA Partners, E&amp;I) and of corporate strategic sourcing.</w:t>
+      </w:r>
+    </w:p>
+    <w:p>
+      <w:pPr>
+        <w:pStyle w:val="ListBullet"/>
+      </w:pPr>
+      <w:r>
+        <w:rPr>
+          <w:rFonts w:ascii="Calibri" w:hAnsi="Calibri"/>
+          <w:sz w:val="22"/>
+        </w:rPr>
+        <w:t>Tail-spend management — consolidating the many small suppliers that make up the last ~20% of spend.</w:t>
+      </w:r>
+    </w:p>
+    <w:p>
+      <w:pPr>
+        <w:pStyle w:val="ListBullet"/>
+      </w:pPr>
+      <w:r>
+        <w:rPr>
+          <w:rFonts w:ascii="Calibri" w:hAnsi="Calibri"/>
+          <w:sz w:val="22"/>
+        </w:rPr>
+        <w:t>Vendor rationalization — reducing overlapping suppliers within a commodity to concentrate volume and improve leverage.</w:t>
+      </w:r>
+    </w:p>
+    <w:p>
+      <w:pPr>
+        <w:pStyle w:val="ListBullet"/>
+      </w:pPr>
+      <w:r>
+        <w:rPr>
+          <w:rFonts w:ascii="Calibri" w:hAnsi="Calibri"/>
+          <w:sz w:val="22"/>
+        </w:rPr>
+        <w:t>Supplier concentration (HHI) — the Herfindahl-Hirschman Index, from antitrust economics (US DOJ / FTC), applied here to measure reliance on a few suppliers.</w:t>
+      </w:r>
+    </w:p>
+    <w:p>
+      <w:pPr>
+        <w:spacing w:before="200" w:after="40"/>
+      </w:pPr>
+      <w:r>
+        <w:rPr>
+          <w:rFonts w:ascii="Calibri" w:hAnsi="Calibri"/>
+          <w:b/>
+          <w:color w:val="41B6E6"/>
+          <w:sz w:val="26"/>
+        </w:rPr>
+        <w:t>Addressable-spend methodology</w:t>
+      </w:r>
+    </w:p>
+    <w:p>
+      <w:pPr>
+        <w:pStyle w:val="ListBullet"/>
+      </w:pPr>
+      <w:r>
+        <w:rPr>
+          <w:rFonts w:ascii="Calibri" w:hAnsi="Calibri"/>
+          <w:sz w:val="22"/>
+        </w:rPr>
+        <w:t>Savings are applied ONLY to addressable spend — commodities that are fragmented across more than one vendor and/or department — never to total spend. Single-vendor, single-department, and sole-source spend is treated as non-addressable.</w:t>
+      </w:r>
+    </w:p>
+    <w:p>
+      <w:pPr>
+        <w:spacing w:before="200" w:after="40"/>
+      </w:pPr>
+      <w:r>
+        <w:rPr>
+          <w:rFonts w:ascii="Calibri" w:hAnsi="Calibri"/>
+          <w:b/>
+          <w:color w:val="41B6E6"/>
+          <w:sz w:val="26"/>
+        </w:rPr>
+        <w:t>Hard savings vs cost avoidance</w:t>
+      </w:r>
+    </w:p>
+    <w:p>
+      <w:pPr>
+        <w:pStyle w:val="ListBullet"/>
+      </w:pPr>
+      <w:r>
+        <w:rPr>
+          <w:rFonts w:ascii="Calibri" w:hAnsi="Calibri"/>
+          <w:sz w:val="22"/>
+        </w:rPr>
+        <w:t>Hard (cashable) savings reduce the budget against a baseline — real, measurable dollars. Cost avoidance prevents or defers future cost (negotiated reductions vs market, avoided increases, process/administrative savings). Industry guidance is to report the two separately so finance can see what was reduced vs prevented.</w:t>
+      </w:r>
+    </w:p>
+    <w:p>
+      <w:pPr>
+        <w:pStyle w:val="ListBullet"/>
+      </w:pPr>
+      <w:r>
+        <w:rPr>
+          <w:rFonts w:ascii="Calibri" w:hAnsi="Calibri"/>
+          <w:sz w:val="22"/>
+        </w:rPr>
+        <w:t>This report splits each identified opportunity into a hard portion and a cost-avoidance portion (default 40% / 60%, adjustable). The split is a planning convention, not a realized result.</w:t>
+      </w:r>
+    </w:p>
+    <w:p>
+      <w:pPr>
+        <w:spacing w:before="200" w:after="40"/>
+      </w:pPr>
+      <w:r>
+        <w:rPr>
+          <w:rFonts w:ascii="Calibri" w:hAnsi="Calibri"/>
+          <w:b/>
+          <w:color w:val="41B6E6"/>
+          <w:sz w:val="26"/>
+        </w:rPr>
+        <w:t>Where the benchmark rates come from</w:t>
+      </w:r>
+    </w:p>
+    <w:p>
+      <w:pPr>
+        <w:pStyle w:val="ListBullet"/>
+      </w:pPr>
+      <w:r>
+        <w:rPr>
+          <w:rFonts w:ascii="Calibri" w:hAnsi="Calibri"/>
+          <w:sz w:val="22"/>
+        </w:rPr>
+        <w:t>The rates are conservative, commonly-cited strategic-sourcing / consolidation ranges. Public-sector cooperative-purchasing bodies (e.g., NIGP) cite savings of up to ~15% annually from aggregation; some analyses cite more. This tool caps any single opportunity at 15% and scales the rate with fragmentation, so estimates stay deliberately conservative.</w:t>
+      </w:r>
+    </w:p>
+    <w:p>
+      <w:pPr>
+        <w:pStyle w:val="ListBullet"/>
+      </w:pPr>
+      <w:r>
+        <w:rPr>
+          <w:rFonts w:ascii="Calibri" w:hAnsi="Calibri"/>
+          <w:sz w:val="22"/>
+        </w:rPr>
+        <w:t>These are PLANNING ESTIMATES, not guarantees. Actual results depend on execution, market conditions, contract terms, and your true baseline. Calibrate the rates to your agency’s realized savings over time.</w:t>
+      </w:r>
+    </w:p>
+    <w:p>
+      <w:pPr>
+        <w:spacing w:before="200" w:after="40"/>
+      </w:pPr>
+      <w:r>
+        <w:rPr>
+          <w:rFonts w:ascii="Calibri" w:hAnsi="Calibri"/>
+          <w:b/>
+          <w:color w:val="41B6E6"/>
+          <w:sz w:val="26"/>
+        </w:rPr>
+        <w:t>Public and private — both do this</w:t>
+      </w:r>
+    </w:p>
+    <w:p>
+      <w:pPr>
+        <w:pStyle w:val="ListBullet"/>
+      </w:pPr>
+      <w:r>
+        <w:rPr>
+          <w:rFonts w:ascii="Calibri" w:hAnsi="Calibri"/>
+          <w:sz w:val="22"/>
+        </w:rPr>
+        <w:t>Public sector: cooperative purchasing and category management are built on exactly this demand-aggregation math (NASPO, NIGP, GSA, regional co-ops).</w:t>
+      </w:r>
+    </w:p>
+    <w:p>
+      <w:pPr>
+        <w:pStyle w:val="ListBullet"/>
+      </w:pPr>
+      <w:r>
+        <w:rPr>
+          <w:rFonts w:ascii="Calibri" w:hAnsi="Calibri"/>
+          <w:sz w:val="22"/>
+        </w:rPr>
+        <w:t>Private sector: strategic sourcing and category management by corporate procurement teams and advisory firms use the same spend-analysis → consolidation → savings approach.</w:t>
+      </w:r>
+    </w:p>
+    <w:p>
+      <w:pPr>
+        <w:spacing w:before="200" w:after="40"/>
+      </w:pPr>
+      <w:r>
+        <w:rPr>
+          <w:rFonts w:ascii="Calibri" w:hAnsi="Calibri"/>
+          <w:b/>
+          <w:color w:val="41B6E6"/>
+          <w:sz w:val="26"/>
+        </w:rPr>
+        <w:t>Honest limits</w:t>
+      </w:r>
+    </w:p>
+    <w:p>
+      <w:pPr>
+        <w:pStyle w:val="ListBullet"/>
+      </w:pPr>
+      <w:r>
+        <w:rPr>
+          <w:rFonts w:ascii="Calibri" w:hAnsi="Calibri"/>
+          <w:sz w:val="22"/>
+        </w:rPr>
+        <w:t>Your file carries total amounts, not unit price × quantity, so this is NOT price-variance (actual overpayment) math — it is an addressable-spend, benchmark-rate estimate. Adding unit price and quantity would enable true price-variance savings.</w:t>
+      </w:r>
+    </w:p>
+    <w:p>
+      <w:pPr>
+        <w:pStyle w:val="ListBullet"/>
+      </w:pPr>
+      <w:r>
+        <w:rPr>
+          <w:rFonts w:ascii="Calibri" w:hAnsi="Calibri"/>
+          <w:sz w:val="22"/>
+        </w:rPr>
+        <w:t>Estimates are only as good as the classification and the rates. Review the opportunities and adjust the rates before presenting any hard-dollar commitment.</w:t>
+      </w:r>
+    </w:p>
+    <w:p>
+      <w:pPr>
+        <w:spacing w:before="200" w:after="40"/>
+      </w:pPr>
+      <w:r>
+        <w:rPr>
+          <w:rFonts w:ascii="Calibri" w:hAnsi="Calibri"/>
+          <w:b/>
+          <w:color w:val="41B6E6"/>
+          <w:sz w:val="26"/>
+        </w:rPr>
+        <w:t>Reference organizations &amp; sources</w:t>
+      </w:r>
+    </w:p>
+    <w:p>
+      <w:pPr>
+        <w:pStyle w:val="ListBullet"/>
+      </w:pPr>
+      <w:r>
+        <w:rPr>
+          <w:rFonts w:ascii="Calibri" w:hAnsi="Calibri"/>
+          <w:sz w:val="22"/>
+        </w:rPr>
+        <w:t>NIGP — Cooperative Purchasing Programs — Public-procurement standards body; demand aggregation and spend analysis via NIGP codes.  (https://www.nigp.org/our-profession/cooperative-purchasing-programs)</w:t>
+      </w:r>
+    </w:p>
+    <w:p>
+      <w:pPr>
+        <w:pStyle w:val="ListBullet"/>
+      </w:pPr>
+      <w:r>
+        <w:rPr>
+          <w:rFonts w:ascii="Calibri" w:hAnsi="Calibri"/>
+          <w:sz w:val="22"/>
+        </w:rPr>
+        <w:t>NASPO ValuePoint — Why Use Cooperative Purchasing — “Cooperative procurement is a form of strategic sourcing that aggregates the spend of public bodies.”  (https://naspovaluepoint.org/cooperative-contracts/)</w:t>
+      </w:r>
+    </w:p>
+    <w:p>
+      <w:pPr>
+        <w:pStyle w:val="ListBullet"/>
+      </w:pPr>
+      <w:r>
+        <w:rPr>
+          <w:rFonts w:ascii="Calibri" w:hAnsi="Calibri"/>
+          <w:sz w:val="22"/>
+        </w:rPr>
+        <w:t>NASPO — An Introduction to Cooperative Purchasing (PDF) — Primer on demand aggregation and where savings come from.  (https://naspovaluepoint.org/wp-content/uploads/2020/08/Cooperative_Purchasing0410update.pdf)</w:t>
+      </w:r>
+    </w:p>
+    <w:p>
+      <w:pPr>
+        <w:pStyle w:val="ListBullet"/>
+      </w:pPr>
+      <w:r>
+        <w:rPr>
+          <w:rFonts w:ascii="Calibri" w:hAnsi="Calibri"/>
+          <w:sz w:val="22"/>
+        </w:rPr>
+        <w:t>SpendHQ — Tracking Cost Savings and Cost Avoidance — Definitions; report hard savings and cost avoidance separately.  (https://www.spendhq.com/blog/tracking-cost-savings-and-cost-avoidance-to-measure-procurements-performance/)</w:t>
+      </w:r>
+    </w:p>
+    <w:p>
+      <w:pPr>
+        <w:pStyle w:val="ListBullet"/>
+      </w:pPr>
+      <w:r>
+        <w:rPr>
+          <w:rFonts w:ascii="Calibri" w:hAnsi="Calibri"/>
+          <w:sz w:val="22"/>
+        </w:rPr>
+        <w:t>ProcureAbility — Hard and Soft Cost Savings in Procurement — Hard (cashable) vs soft (cost-avoidance) savings, defined.  (https://procureability.com/hard-soft-savings-procurement-guide/)</w:t>
+      </w:r>
+    </w:p>
+    <w:p>
+      <w:pPr>
+        <w:pStyle w:val="ListBullet"/>
+      </w:pPr>
+      <w:r>
+        <w:rPr>
+          <w:rFonts w:ascii="Calibri" w:hAnsi="Calibri"/>
+          <w:sz w:val="22"/>
+        </w:rPr>
+        <w:t>Institute for Supply Management (ISM) — Professional body; category management and spend-analysis standards.  (https://www.ismworld.org/)</w:t>
+      </w:r>
+    </w:p>
+    <w:p>
+      <w:pPr>
+        <w:pStyle w:val="ListBullet"/>
+      </w:pPr>
+      <w:r>
+        <w:rPr>
+          <w:rFonts w:ascii="Calibri" w:hAnsi="Calibri"/>
+          <w:sz w:val="22"/>
+        </w:rPr>
+        <w:t>Chartered Institute of Procurement &amp; Supply (CIPS) — Global procurement body; Kraljic, category management, sourcing methodology.  (https://www.cips.org/)</w:t>
+      </w:r>
+    </w:p>
+    <w:p>
+      <w:pPr>
+        <w:pStyle w:val="ListBullet"/>
+      </w:pPr>
+      <w:r>
+        <w:rPr>
+          <w:rFonts w:ascii="Calibri" w:hAnsi="Calibri"/>
+          <w:sz w:val="22"/>
+        </w:rPr>
+        <w:t>GFOA — Government Finance Officers Association — Best practices for public procurement and strategic sourcing.  (https://www.gfoa.org/)</w:t>
+      </w:r>
+    </w:p>
+    <w:p>
+      <w:pPr>
+        <w:pBdr>
+          <w:bottom w:val="single" w:sz="18" w:space="1" w:color="41B6E6"/>
+        </w:pBdr>
+        <w:spacing w:before="280" w:after="120"/>
+      </w:pPr>
+      <w:r>
+        <w:rPr>
+          <w:rFonts w:ascii="Calibri" w:hAnsi="Calibri"/>
+          <w:b/>
+          <w:color w:val="002F6C"/>
+          <w:sz w:val="32"/>
+        </w:rPr>
+        <w:t>9.  HONEST LIMITS</w:t>
+      </w:r>
+    </w:p>
+    <w:p>
+      <w:pPr>
+        <w:spacing w:after="120"/>
+      </w:pPr>
+      <w:r>
+        <w:rPr>
+          <w:rFonts w:ascii="Calibri" w:hAnsi="Calibri"/>
+          <w:sz w:val="22"/>
+        </w:rPr>
+        <w:t>The rules were tuned on one agency's vocabulary, so on a very different dataset more rows start out best-fit rather than directly rule-matched. That is expected and improves as curated rules are added. Savings are ADDRESSABLE-spend, benchmark-rate ESTIMATES (cost avoidance plus a cashable hard portion), not price-variance math — your files carry totals, not unit price × quantity. The tool classifies from description text only — not vendor names or prior codes — which keeps the classification independent and defensible.</w:t>
       </w:r>
     </w:p>
     <w:sectPr>

--- a/outputs/HOW_TO_Spend_Report_JHK3.docx
+++ b/outputs/HOW_TO_Spend_Report_JHK3.docx
@@ -1427,7 +1427,7 @@
           <w:color w:val="002F6C"/>
           <w:sz w:val="32"/>
         </w:rPr>
-        <w:t>4.  SAVINGS &amp; COST AVOIDANCE — HOW THE MONEY IS ESTIMATED</w:t>
+        <w:t>4.  HOW MUCH WE COULD SAVE — IN PLAIN WORDS</w:t>
       </w:r>
     </w:p>
     <w:tbl>
@@ -1463,7 +1463,7 @@
                 <w:color w:val="DA291C"/>
                 <w:sz w:val="22"/>
               </w:rPr>
-              <w:t>THE FORMULA (SAME ONE, EVERY OPPORTUNITY)</w:t>
+              <w:t>THE SIMPLE IDEA</w:t>
             </w:r>
           </w:p>
           <w:p>
@@ -1473,7 +1473,7 @@
                 <w:color w:val="002F6C"/>
                 <w:sz w:val="22"/>
               </w:rPr>
-              <w:t>Estimated savings = ADDRESSABLE spend × a benchmark rate. Addressable spend is the spend on commodities that are fragmented — bought from more than one vendor and/or across more than one department. Single-source, single-department spend is not addressable. The rate rewards fragmentation: +3% per additional vendor + 2% per additional department, capped at 15%; tail-spend consolidation adds a 5% lever. Every rate is adjustable in the app.</w:t>
+              <w:t>The report finds where the city buys the same thing from more than one vendor or department, and estimates what buying it together could save. Estimated savings = the spend we can combine × a savings rate. The rate grows the more spread-out the buying is: +3% for each extra vendor + 2% for each extra department, capped at 15%; combining many tiny vendors adds a 5% lever. Every rate is adjustable in the app.</w:t>
             </w:r>
           </w:p>
         </w:tc>
@@ -1495,14 +1495,14 @@
           <w:color w:val="002F6C"/>
           <w:sz w:val="22"/>
         </w:rPr>
-        <w:t>Hard vs cost avoidance</w:t>
+        <w:t>Cash savings vs avoided costs</w:t>
       </w:r>
       <w:r>
         <w:rPr>
           <w:rFonts w:ascii="Calibri" w:hAnsi="Calibri"/>
           <w:sz w:val="22"/>
         </w:rPr>
-        <w:t xml:space="preserve">  Hard (cashable) savings reduce the budget against a baseline; cost avoidance prevents or defers future cost. Each identified opportunity is split into both — default 40% hard / 60% cost avoidance — because finance expects the two reported separately.</w:t>
+        <w:t xml:space="preserve">  Cash savings = money that comes back to the budget. Avoided costs = money we keep from spending later. Each opportunity is split into both — default 40% cash / 60% avoided — because finance treats them differently. (The procurement terms are “hard savings” and “cost avoidance.”)</w:t>
       </w:r>
     </w:p>
     <w:p>
@@ -1523,7 +1523,7 @@
           <w:rFonts w:ascii="Calibri" w:hAnsi="Calibri"/>
           <w:sz w:val="22"/>
         </w:rPr>
-        <w:t xml:space="preserve">  The Savings Opportunity Summary leads the report: addressable spend, identified savings (hard + cost avoidance), a breakdown by opportunity type, the annualized figure, and a 3-year projection. The Top Consolidation Opportunities table lists each fragmented commodity with its addressable spend, rate, estimated savings, and a recommended action.</w:t>
+        <w:t xml:space="preserve">  “How much we could save” leads the report: the spend we can combine, the estimated savings (cash + avoided), the amount per year, and the 3-year total. “What to combine” lists each item bought from many vendors/departments with its estimated savings and what to do.</w:t>
       </w:r>
     </w:p>
     <w:p>
@@ -1535,7 +1535,7 @@
           <w:rFonts w:ascii="Calibri" w:hAnsi="Calibri"/>
           <w:sz w:val="22"/>
         </w:rPr>
-        <w:t>These are planning estimates, not realized savings. The addressable spend is computed exactly from your data; the savings percentage is a transparent, adjustable assumption. Your files carry totals, not unit price × quantity, so this is not price-variance math. The full basis and real reference sources are on the Sources &amp; Methodology tab.</w:t>
+        <w:t>These are estimates to show where to look first, not guaranteed savings. The spend we can combine is measured exactly from your data; the percentage is an adjustable estimate. Files carry totals, not unit prices, so this is not an exact price comparison. The plain-language definitions and real sources are on the Sources &amp; Methodology tab.</w:t>
       </w:r>
     </w:p>
     <w:p>
@@ -1980,7 +1980,7 @@
           <w:color w:val="41B6E6"/>
           <w:sz w:val="26"/>
         </w:rPr>
-        <w:t>What this analysis does</w:t>
+        <w:t>In plain words</w:t>
       </w:r>
     </w:p>
     <w:p>
@@ -1992,7 +1992,81 @@
           <w:rFonts w:ascii="Calibri" w:hAnsi="Calibri"/>
           <w:sz w:val="22"/>
         </w:rPr>
-        <w:t>It measures ADDRESSABLE spend — the portion realistically influenceable through consolidation — and estimates the savings from acting on it. Addressable spend is computed directly from your data; the savings percentage is a transparent, adjustable planning assumption, not a figure pulled from your invoices.</w:t>
+        <w:t>This report finds where the city buys the same thing from more than one vendor or in more than one department, and estimates what combining that buying could save. The amount that could be combined is measured directly from your data; the savings percentage is an adjustable estimate you can change on the page — not a number pulled from your invoices.</w:t>
+      </w:r>
+    </w:p>
+    <w:p>
+      <w:pPr>
+        <w:pStyle w:val="ListBullet"/>
+      </w:pPr>
+      <w:r>
+        <w:rPr>
+          <w:rFonts w:ascii="Calibri" w:hAnsi="Calibri"/>
+          <w:sz w:val="22"/>
+        </w:rPr>
+        <w:t>“Cash savings” = money that comes back to the budget. “Avoided costs” = money you keep from spending later. We show both, because finance treats them differently.</w:t>
+      </w:r>
+    </w:p>
+    <w:p>
+      <w:pPr>
+        <w:spacing w:before="200" w:after="40"/>
+      </w:pPr>
+      <w:r>
+        <w:rPr>
+          <w:rFonts w:ascii="Calibri" w:hAnsi="Calibri"/>
+          <w:b/>
+          <w:color w:val="41B6E6"/>
+          <w:sz w:val="26"/>
+        </w:rPr>
+        <w:t>What the technical terms mean (for the detail-minded)</w:t>
+      </w:r>
+    </w:p>
+    <w:p>
+      <w:pPr>
+        <w:pStyle w:val="ListBullet"/>
+      </w:pPr>
+      <w:r>
+        <w:rPr>
+          <w:rFonts w:ascii="Calibri" w:hAnsi="Calibri"/>
+          <w:sz w:val="22"/>
+        </w:rPr>
+        <w:t>Addressable spend — the part of total spend that procurement can influence, source, or negotiate. It means spend you CAN act on; it does NOT mean spend that is already optimized.</w:t>
+      </w:r>
+    </w:p>
+    <w:p>
+      <w:pPr>
+        <w:pStyle w:val="ListBullet"/>
+      </w:pPr>
+      <w:r>
+        <w:rPr>
+          <w:rFonts w:ascii="Calibri" w:hAnsi="Calibri"/>
+          <w:sz w:val="22"/>
+        </w:rPr>
+        <w:t>Spend under management — the part of addressable spend that is already actively sourced or under contract (i.e., already being managed). This is the “already-optimized” idea.</w:t>
+      </w:r>
+    </w:p>
+    <w:p>
+      <w:pPr>
+        <w:pStyle w:val="ListBullet"/>
+      </w:pPr>
+      <w:r>
+        <w:rPr>
+          <w:rFonts w:ascii="Calibri" w:hAnsi="Calibri"/>
+          <w:sz w:val="22"/>
+        </w:rPr>
+        <w:t>Non-addressable spend — costs procurement cannot control (payroll, taxes, regulated fees, grants/pass-through). These are excluded from savings targets.</w:t>
+      </w:r>
+    </w:p>
+    <w:p>
+      <w:pPr>
+        <w:pStyle w:val="ListBullet"/>
+      </w:pPr>
+      <w:r>
+        <w:rPr>
+          <w:rFonts w:ascii="Calibri" w:hAnsi="Calibri"/>
+          <w:sz w:val="22"/>
+        </w:rPr>
+        <w:t>In this tool, to stay simple and accurate, we don’t assume a percentage for addressable spend. We measure the specific slice that can be combined (bought from more than one vendor or department) straight from your data, and call it “spend we can combine.”</w:t>
       </w:r>
     </w:p>
     <w:p>
@@ -2092,7 +2166,7 @@
           <w:color w:val="41B6E6"/>
           <w:sz w:val="26"/>
         </w:rPr>
-        <w:t>Addressable-spend methodology</w:t>
+        <w:t>How we size the opportunity</w:t>
       </w:r>
     </w:p>
     <w:p>
@@ -2104,7 +2178,7 @@
           <w:rFonts w:ascii="Calibri" w:hAnsi="Calibri"/>
           <w:sz w:val="22"/>
         </w:rPr>
-        <w:t>Savings are applied ONLY to addressable spend — commodities that are fragmented across more than one vendor and/or department — never to total spend. Single-vendor, single-department, and sole-source spend is treated as non-addressable.</w:t>
+        <w:t>Savings are applied ONLY to the spend that can be combined — items bought from more than one vendor and/or department — never to total spend. Anything bought from a single vendor in a single department is left out.</w:t>
       </w:r>
     </w:p>
     <w:p>
@@ -2118,7 +2192,7 @@
           <w:color w:val="41B6E6"/>
           <w:sz w:val="26"/>
         </w:rPr>
-        <w:t>Hard savings vs cost avoidance</w:t>
+        <w:t>Cash savings vs avoided costs</w:t>
       </w:r>
     </w:p>
     <w:p>
@@ -2130,7 +2204,7 @@
           <w:rFonts w:ascii="Calibri" w:hAnsi="Calibri"/>
           <w:sz w:val="22"/>
         </w:rPr>
-        <w:t>Hard (cashable) savings reduce the budget against a baseline — real, measurable dollars. Cost avoidance prevents or defers future cost (negotiated reductions vs market, avoided increases, process/administrative savings). Industry guidance is to report the two separately so finance can see what was reduced vs prevented.</w:t>
+        <w:t>Cash savings reduce the budget against a baseline — real, measurable dollars (the procurement term is “hard savings”). Avoided costs prevent or defer future cost — negotiated reductions vs market, avoided increases, less admin work (the term is “cost avoidance”). Guidance is to report the two separately so finance sees what was reduced vs prevented.</w:t>
       </w:r>
     </w:p>
     <w:p>
@@ -2142,7 +2216,7 @@
           <w:rFonts w:ascii="Calibri" w:hAnsi="Calibri"/>
           <w:sz w:val="22"/>
         </w:rPr>
-        <w:t>This report splits each identified opportunity into a hard portion and a cost-avoidance portion (default 40% / 60%, adjustable). The split is a planning convention, not a realized result.</w:t>
+        <w:t>This report splits each opportunity into a cash portion and an avoided-cost portion (default 40% / 60%, adjustable). The split is a planning convention, not a realized result.</w:t>
       </w:r>
     </w:p>
     <w:p>
@@ -2244,7 +2318,7 @@
           <w:rFonts w:ascii="Calibri" w:hAnsi="Calibri"/>
           <w:sz w:val="22"/>
         </w:rPr>
-        <w:t>Your file carries total amounts, not unit price × quantity, so this is NOT price-variance (actual overpayment) math — it is an addressable-spend, benchmark-rate estimate. Adding unit price and quantity would enable true price-variance savings.</w:t>
+        <w:t>Your file has total amounts, not unit price × quantity, so this is not an exact overpayment calculation — it is an estimate based on how spread-out the buying is and the adjustable rates. Adding unit price and quantity would allow exact price comparisons.</w:t>
       </w:r>
     </w:p>
     <w:p>
@@ -2256,7 +2330,7 @@
           <w:rFonts w:ascii="Calibri" w:hAnsi="Calibri"/>
           <w:sz w:val="22"/>
         </w:rPr>
-        <w:t>Estimates are only as good as the classification and the rates. Review the opportunities and adjust the rates before presenting any hard-dollar commitment.</w:t>
+        <w:t>Estimates are only as good as the categorization and the rates. Review the opportunities and set the rates before presenting any firm dollar commitment.</w:t>
       </w:r>
     </w:p>
     <w:p>

--- a/outputs/HOW_TO_Spend_Report_JHK3.docx
+++ b/outputs/HOW_TO_Spend_Report_JHK3.docx
@@ -597,7 +597,7 @@
           <w:rFonts w:ascii="Calibri" w:hAnsi="Calibri"/>
           <w:sz w:val="22"/>
         </w:rPr>
-        <w:t xml:space="preserve">  Click Generate spend report. (Large files show a row cap you can adjust for a fast first look.)</w:t>
+        <w:t xml:space="preserve">  Choose the analyses you need. A short list is ticked to start with — the savings opportunity, spend by category, Pareto 80/20 and top vendors. Add any of the deeper cuts you want; anything your file cannot support is not offered. The Executive Summary and Sources &amp; Methodology are always included.</w:t>
       </w:r>
     </w:p>
     <w:p>
@@ -618,7 +618,28 @@
           <w:rFonts w:ascii="Calibri" w:hAnsi="Calibri"/>
           <w:sz w:val="22"/>
         </w:rPr>
-        <w:t xml:space="preserve">  Read the report on screen, then click Download full spend report (Excel) for the formatted, multi-tab workbook.</w:t>
+        <w:t xml:space="preserve">  Click Generate spend report. (Large files show a row cap you can adjust for a fast first look.)</w:t>
+      </w:r>
+    </w:p>
+    <w:p>
+      <w:pPr>
+        <w:pStyle w:val="ListBullet"/>
+      </w:pPr>
+      <w:r>
+        <w:rPr>
+          <w:rFonts w:ascii="Calibri" w:hAnsi="Calibri"/>
+          <w:b/>
+          <w:color w:val="002F6C"/>
+          <w:sz w:val="22"/>
+        </w:rPr>
+        <w:t>6</w:t>
+      </w:r>
+      <w:r>
+        <w:rPr>
+          <w:rFonts w:ascii="Calibri" w:hAnsi="Calibri"/>
+          <w:sz w:val="22"/>
+        </w:rPr>
+        <w:t xml:space="preserve">  Read the report on screen, then click Download full spend report (Excel) for the formatted workbook — it contains exactly the analyses you selected, each with its chart. Change the selection at any time and both update instantly.</w:t>
       </w:r>
     </w:p>
     <w:tbl>
@@ -664,7 +685,7 @@
                 <w:color w:val="002F6C"/>
                 <w:sz w:val="22"/>
               </w:rPr>
-              <w:t>Drop in any procurement spend file — the tool profiles what's there and runs whatever the data supports. It never invents data it doesn't have; if a column isn't present, the dependent analysis is skipped with a note. Your report also stays put while you move between pages in the app — it is saved for the session until you upload a new file or clear it.</w:t>
+              <w:t>Drop in any procurement spend file — the tool profiles what's there and offers whatever the data supports. It never invents data it doesn't have; if a column isn't present, the dependent analysis isn't offered, with a note saying why. Your file decides what is available; you decide what is produced. The report also stays put while you move between pages in the app — it is saved for the session until you upload a new file or clear it.</w:t>
             </w:r>
           </w:p>
         </w:tc>
@@ -701,7 +722,7 @@
           <w:rFonts w:ascii="Calibri" w:hAnsi="Calibri"/>
           <w:sz w:val="22"/>
         </w:rPr>
-        <w:t>Which of these run depends on what your file contains. The tool includes every one the data supports and skips the rest.</w:t>
+        <w:t>Your file decides which of these are available; you decide which are produced. Pick only what you will use — a shorter report gets read. Every analysis you select brings its chart with it, on screen and on its Excel tab.</w:t>
       </w:r>
     </w:p>
     <w:tbl>
@@ -1413,6 +1434,60 @@
         </w:tc>
       </w:tr>
     </w:tbl>
+    <w:tbl>
+      <w:tblPr>
+        <w:tblW w:type="auto" w:w="0"/>
+        <w:tblLayout w:type="autofit"/>
+        <w:tblLook w:firstColumn="1" w:firstRow="1" w:lastColumn="0" w:lastRow="0" w:noHBand="0" w:noVBand="1" w:val="04A0"/>
+      </w:tblPr>
+      <w:tblGrid>
+        <w:gridCol w:w="10200"/>
+      </w:tblGrid>
+      <w:tr>
+        <w:tc>
+          <w:tcPr>
+            <w:tcW w:type="dxa" w:w="10200"/>
+            <w:shd w:val="clear" w:color="auto" w:fill="D6EEF9"/>
+            <w:tcMar>
+              <w:top w:w="120" w:type="dxa"/>
+              <w:left w:w="120" w:type="dxa"/>
+              <w:bottom w:w="120" w:type="dxa"/>
+              <w:right w:w="120" w:type="dxa"/>
+            </w:tcMar>
+          </w:tcPr>
+          <w:p>
+            <w:pPr>
+              <w:spacing w:after="40"/>
+            </w:pPr>
+            <w:r/>
+            <w:r>
+              <w:rPr>
+                <w:rFonts w:ascii="Calibri" w:hAnsi="Calibri"/>
+                <w:b/>
+                <w:color w:val="DA291C"/>
+                <w:sz w:val="22"/>
+              </w:rPr>
+              <w:t>THE NUMBERS DO NOT DEPEND ON WHAT YOU TICK</w:t>
+            </w:r>
+          </w:p>
+          <w:p>
+            <w:r>
+              <w:rPr>
+                <w:rFonts w:ascii="Calibri" w:hAnsi="Calibri"/>
+                <w:color w:val="002F6C"/>
+                <w:sz w:val="22"/>
+              </w:rPr>
+              <w:t>Every analysis is calculated on every run, whatever you select. This is deliberate: the savings figures are derived from the consolidation analysis, so if unticking a box changed the maths, the headline would move depending on who was reading it — and nobody could defend that in a budget hearing. Your selection changes what is shown and exported, never how anything is computed. It is also why changing your mind after the report has run costs nothing: nothing is re-classified or recalculated, so the report and the workbook update on the spot.</w:t>
+            </w:r>
+          </w:p>
+        </w:tc>
+      </w:tr>
+    </w:tbl>
+    <w:p>
+      <w:pPr>
+        <w:spacing w:after="120"/>
+      </w:pPr>
+    </w:p>
     <w:p>
       <w:pPr>
         <w:pBdr>

--- a/outputs/HOW_TO_Spend_Report_JHK3.docx
+++ b/outputs/HOW_TO_Spend_Report_JHK3.docx
@@ -1127,6 +1127,51 @@
                 <w:rFonts w:ascii="Calibri" w:hAnsi="Calibri"/>
                 <w:sz w:val="19"/>
               </w:rPr>
+              <w:t>Top Consolidation Opportunities</w:t>
+            </w:r>
+          </w:p>
+        </w:tc>
+        <w:tc>
+          <w:tcPr>
+            <w:tcW w:type="dxa" w:w="4139"/>
+          </w:tcPr>
+          <w:p>
+            <w:r>
+              <w:rPr>
+                <w:rFonts w:ascii="Calibri" w:hAnsi="Calibri"/>
+                <w:sz w:val="19"/>
+              </w:rPr>
+              <w:t>Each fragmented commodity with the vendors and departments named, the wordings that rolled together, spend, estimated savings and a recommended action</w:t>
+            </w:r>
+          </w:p>
+        </w:tc>
+        <w:tc>
+          <w:tcPr>
+            <w:tcW w:type="dxa" w:w="2835"/>
+          </w:tcPr>
+          <w:p>
+            <w:r>
+              <w:rPr>
+                <w:rFonts w:ascii="Calibri" w:hAnsi="Calibri"/>
+                <w:sz w:val="19"/>
+              </w:rPr>
+              <w:t>Who to call, and what to put on one contract</w:t>
+            </w:r>
+          </w:p>
+        </w:tc>
+      </w:tr>
+      <w:tr>
+        <w:tc>
+          <w:tcPr>
+            <w:tcW w:type="dxa" w:w="2381"/>
+            <w:shd w:val="clear" w:color="auto" w:fill="D6EEF9"/>
+          </w:tcPr>
+          <w:p>
+            <w:r>
+              <w:rPr>
+                <w:rFonts w:ascii="Calibri" w:hAnsi="Calibri"/>
+                <w:sz w:val="19"/>
+              </w:rPr>
               <w:t>Spend Trend</w:t>
             </w:r>
           </w:p>
@@ -1134,6 +1179,7 @@
         <w:tc>
           <w:tcPr>
             <w:tcW w:type="dxa" w:w="4139"/>
+            <w:shd w:val="clear" w:color="auto" w:fill="D6EEF9"/>
           </w:tcPr>
           <w:p>
             <w:r>
@@ -1148,6 +1194,7 @@
         <w:tc>
           <w:tcPr>
             <w:tcW w:type="dxa" w:w="2835"/>
+            <w:shd w:val="clear" w:color="auto" w:fill="D6EEF9"/>
           </w:tcPr>
           <w:p>
             <w:r>
@@ -1164,7 +1211,6 @@
         <w:tc>
           <w:tcPr>
             <w:tcW w:type="dxa" w:w="2381"/>
-            <w:shd w:val="clear" w:color="auto" w:fill="D6EEF9"/>
           </w:tcPr>
           <w:p>
             <w:r>
@@ -1179,7 +1225,6 @@
         <w:tc>
           <w:tcPr>
             <w:tcW w:type="dxa" w:w="4139"/>
-            <w:shd w:val="clear" w:color="auto" w:fill="D6EEF9"/>
           </w:tcPr>
           <w:p>
             <w:r>
@@ -1194,7 +1239,6 @@
         <w:tc>
           <w:tcPr>
             <w:tcW w:type="dxa" w:w="2835"/>
-            <w:shd w:val="clear" w:color="auto" w:fill="D6EEF9"/>
           </w:tcPr>
           <w:p>
             <w:r>
@@ -1211,6 +1255,7 @@
         <w:tc>
           <w:tcPr>
             <w:tcW w:type="dxa" w:w="2381"/>
+            <w:shd w:val="clear" w:color="auto" w:fill="D6EEF9"/>
           </w:tcPr>
           <w:p>
             <w:r>
@@ -1225,6 +1270,7 @@
         <w:tc>
           <w:tcPr>
             <w:tcW w:type="dxa" w:w="4139"/>
+            <w:shd w:val="clear" w:color="auto" w:fill="D6EEF9"/>
           </w:tcPr>
           <w:p>
             <w:r>
@@ -1239,6 +1285,7 @@
         <w:tc>
           <w:tcPr>
             <w:tcW w:type="dxa" w:w="2835"/>
+            <w:shd w:val="clear" w:color="auto" w:fill="D6EEF9"/>
           </w:tcPr>
           <w:p>
             <w:r>
@@ -1255,7 +1302,6 @@
         <w:tc>
           <w:tcPr>
             <w:tcW w:type="dxa" w:w="2381"/>
-            <w:shd w:val="clear" w:color="auto" w:fill="D6EEF9"/>
           </w:tcPr>
           <w:p>
             <w:r>
@@ -1270,7 +1316,6 @@
         <w:tc>
           <w:tcPr>
             <w:tcW w:type="dxa" w:w="4139"/>
-            <w:shd w:val="clear" w:color="auto" w:fill="D6EEF9"/>
           </w:tcPr>
           <w:p>
             <w:r>
@@ -1285,7 +1330,6 @@
         <w:tc>
           <w:tcPr>
             <w:tcW w:type="dxa" w:w="2835"/>
-            <w:shd w:val="clear" w:color="auto" w:fill="D6EEF9"/>
           </w:tcPr>
           <w:p>
             <w:r>
@@ -1302,6 +1346,7 @@
         <w:tc>
           <w:tcPr>
             <w:tcW w:type="dxa" w:w="2381"/>
+            <w:shd w:val="clear" w:color="auto" w:fill="D6EEF9"/>
           </w:tcPr>
           <w:p>
             <w:r>
@@ -1316,6 +1361,7 @@
         <w:tc>
           <w:tcPr>
             <w:tcW w:type="dxa" w:w="4139"/>
+            <w:shd w:val="clear" w:color="auto" w:fill="D6EEF9"/>
           </w:tcPr>
           <w:p>
             <w:r>
@@ -1330,6 +1376,7 @@
         <w:tc>
           <w:tcPr>
             <w:tcW w:type="dxa" w:w="2835"/>
+            <w:shd w:val="clear" w:color="auto" w:fill="D6EEF9"/>
           </w:tcPr>
           <w:p>
             <w:r>
@@ -1346,7 +1393,6 @@
         <w:tc>
           <w:tcPr>
             <w:tcW w:type="dxa" w:w="2381"/>
-            <w:shd w:val="clear" w:color="auto" w:fill="D6EEF9"/>
           </w:tcPr>
           <w:p>
             <w:r>
@@ -1361,7 +1407,6 @@
         <w:tc>
           <w:tcPr>
             <w:tcW w:type="dxa" w:w="4139"/>
-            <w:shd w:val="clear" w:color="auto" w:fill="D6EEF9"/>
           </w:tcPr>
           <w:p>
             <w:r>
@@ -1376,7 +1421,6 @@
         <w:tc>
           <w:tcPr>
             <w:tcW w:type="dxa" w:w="2835"/>
-            <w:shd w:val="clear" w:color="auto" w:fill="D6EEF9"/>
           </w:tcPr>
           <w:p>
             <w:r>
@@ -1393,6 +1437,7 @@
         <w:tc>
           <w:tcPr>
             <w:tcW w:type="dxa" w:w="2381"/>
+            <w:shd w:val="clear" w:color="auto" w:fill="D6EEF9"/>
           </w:tcPr>
           <w:p>
             <w:r>
@@ -1407,6 +1452,7 @@
         <w:tc>
           <w:tcPr>
             <w:tcW w:type="dxa" w:w="4139"/>
+            <w:shd w:val="clear" w:color="auto" w:fill="D6EEF9"/>
           </w:tcPr>
           <w:p>
             <w:r>
@@ -1421,6 +1467,7 @@
         <w:tc>
           <w:tcPr>
             <w:tcW w:type="dxa" w:w="2835"/>
+            <w:shd w:val="clear" w:color="auto" w:fill="D6EEF9"/>
           </w:tcPr>
           <w:p>
             <w:r>
@@ -1434,6 +1481,60 @@
         </w:tc>
       </w:tr>
     </w:tbl>
+    <w:tbl>
+      <w:tblPr>
+        <w:tblW w:type="auto" w:w="0"/>
+        <w:tblLayout w:type="autofit"/>
+        <w:tblLook w:firstColumn="1" w:firstRow="1" w:lastColumn="0" w:lastRow="0" w:noHBand="0" w:noVBand="1" w:val="04A0"/>
+      </w:tblPr>
+      <w:tblGrid>
+        <w:gridCol w:w="10200"/>
+      </w:tblGrid>
+      <w:tr>
+        <w:tc>
+          <w:tcPr>
+            <w:tcW w:type="dxa" w:w="10200"/>
+            <w:shd w:val="clear" w:color="auto" w:fill="D6EEF9"/>
+            <w:tcMar>
+              <w:top w:w="120" w:type="dxa"/>
+              <w:left w:w="120" w:type="dxa"/>
+              <w:bottom w:w="120" w:type="dxa"/>
+              <w:right w:w="120" w:type="dxa"/>
+            </w:tcMar>
+          </w:tcPr>
+          <w:p>
+            <w:pPr>
+              <w:spacing w:after="40"/>
+            </w:pPr>
+            <w:r/>
+            <w:r>
+              <w:rPr>
+                <w:rFonts w:ascii="Calibri" w:hAnsi="Calibri"/>
+                <w:b/>
+                <w:color w:val="DA291C"/>
+                <w:sz w:val="22"/>
+              </w:rPr>
+              <w:t>THE OPPORTUNITIES TAB NAMES NAMES</w:t>
+            </w:r>
+          </w:p>
+          <w:p>
+            <w:r>
+              <w:rPr>
+                <w:rFonts w:ascii="Calibri" w:hAnsi="Calibri"/>
+                <w:color w:val="002F6C"/>
+                <w:sz w:val="22"/>
+              </w:rPr>
+              <w:t>Top Consolidation Opportunities does not stop at “bought from 12 vendors.” It lists the vendors and the departments by name, ordered by spend, so the suppliers worth a conversation come first. It also shows every description that rolled together under that row — which lets you check the grouping rather than take it on trust. If a row was matched on a 3-digit NIGP class, that column is where you would see two things that are not really the same commodity sitting together, and judge for yourself. Headers carry sort/filter dropdowns and the item name stays pinned as you scroll right. Long vendor lists are capped, with a “+N more” tail.</w:t>
+            </w:r>
+          </w:p>
+        </w:tc>
+      </w:tr>
+    </w:tbl>
+    <w:p>
+      <w:pPr>
+        <w:spacing w:after="120"/>
+      </w:pPr>
+    </w:p>
     <w:tbl>
       <w:tblPr>
         <w:tblW w:type="auto" w:w="0"/>

--- a/outputs/HOW_TO_Spend_Report_JHK3.docx
+++ b/outputs/HOW_TO_Spend_Report_JHK3.docx
@@ -597,7 +597,7 @@
           <w:rFonts w:ascii="Calibri" w:hAnsi="Calibri"/>
           <w:sz w:val="22"/>
         </w:rPr>
-        <w:t xml:space="preserve">  Click Generate spend report. (Large files show a row cap you can adjust for a fast first look.)</w:t>
+        <w:t xml:space="preserve">  Choose the analyses you need. A short list is ticked to start with — the savings opportunity, spend by category, Pareto 80/20 and top vendors. Add any of the deeper cuts you want; anything your file cannot support is not offered. The Executive Summary and Sources &amp; Methodology are always included.</w:t>
       </w:r>
     </w:p>
     <w:p>
@@ -618,7 +618,28 @@
           <w:rFonts w:ascii="Calibri" w:hAnsi="Calibri"/>
           <w:sz w:val="22"/>
         </w:rPr>
-        <w:t xml:space="preserve">  Read the report on screen, then click Download full spend report (Excel) for the formatted, multi-tab workbook.</w:t>
+        <w:t xml:space="preserve">  Click Generate spend report. (Large files show a row cap you can adjust for a fast first look.)</w:t>
+      </w:r>
+    </w:p>
+    <w:p>
+      <w:pPr>
+        <w:pStyle w:val="ListBullet"/>
+      </w:pPr>
+      <w:r>
+        <w:rPr>
+          <w:rFonts w:ascii="Calibri" w:hAnsi="Calibri"/>
+          <w:b/>
+          <w:color w:val="002F6C"/>
+          <w:sz w:val="22"/>
+        </w:rPr>
+        <w:t>6</w:t>
+      </w:r>
+      <w:r>
+        <w:rPr>
+          <w:rFonts w:ascii="Calibri" w:hAnsi="Calibri"/>
+          <w:sz w:val="22"/>
+        </w:rPr>
+        <w:t xml:space="preserve">  Read the report on screen, then click Download full spend report (Excel) for the formatted workbook — it contains exactly the analyses you selected, each with its chart. Change the selection at any time and both update instantly.</w:t>
       </w:r>
     </w:p>
     <w:tbl>
@@ -664,7 +685,7 @@
                 <w:color w:val="002F6C"/>
                 <w:sz w:val="22"/>
               </w:rPr>
-              <w:t>Drop in any procurement spend file — the tool profiles what's there and runs whatever the data supports. It never invents data it doesn't have; if a column isn't present, the dependent analysis is skipped with a note. Your report also stays put while you move between pages in the app — it is saved for the session until you upload a new file or clear it.</w:t>
+              <w:t>Drop in any procurement spend file — the tool profiles what's there and offers whatever the data supports. It never invents data it doesn't have; if a column isn't present, the dependent analysis isn't offered, with a note saying why. Your file decides what is available; you decide what is produced. The report also stays put while you move between pages in the app — it is saved for the session until you upload a new file or clear it.</w:t>
             </w:r>
           </w:p>
         </w:tc>
@@ -701,7 +722,7 @@
           <w:rFonts w:ascii="Calibri" w:hAnsi="Calibri"/>
           <w:sz w:val="22"/>
         </w:rPr>
-        <w:t>Which of these run depends on what your file contains. The tool includes every one the data supports and skips the rest.</w:t>
+        <w:t>Your file decides which of these are available; you decide which are produced. Pick only what you will use — a shorter report gets read. Every analysis you select brings its chart with it, on screen and on its Excel tab.</w:t>
       </w:r>
     </w:p>
     <w:tbl>
@@ -1106,6 +1127,51 @@
                 <w:rFonts w:ascii="Calibri" w:hAnsi="Calibri"/>
                 <w:sz w:val="19"/>
               </w:rPr>
+              <w:t>Top Consolidation Opportunities</w:t>
+            </w:r>
+          </w:p>
+        </w:tc>
+        <w:tc>
+          <w:tcPr>
+            <w:tcW w:type="dxa" w:w="4139"/>
+          </w:tcPr>
+          <w:p>
+            <w:r>
+              <w:rPr>
+                <w:rFonts w:ascii="Calibri" w:hAnsi="Calibri"/>
+                <w:sz w:val="19"/>
+              </w:rPr>
+              <w:t>Each fragmented commodity with the vendors and departments named, the wordings that rolled together, spend, estimated savings and a recommended action</w:t>
+            </w:r>
+          </w:p>
+        </w:tc>
+        <w:tc>
+          <w:tcPr>
+            <w:tcW w:type="dxa" w:w="2835"/>
+          </w:tcPr>
+          <w:p>
+            <w:r>
+              <w:rPr>
+                <w:rFonts w:ascii="Calibri" w:hAnsi="Calibri"/>
+                <w:sz w:val="19"/>
+              </w:rPr>
+              <w:t>Who to call, and what to put on one contract</w:t>
+            </w:r>
+          </w:p>
+        </w:tc>
+      </w:tr>
+      <w:tr>
+        <w:tc>
+          <w:tcPr>
+            <w:tcW w:type="dxa" w:w="2381"/>
+            <w:shd w:val="clear" w:color="auto" w:fill="D6EEF9"/>
+          </w:tcPr>
+          <w:p>
+            <w:r>
+              <w:rPr>
+                <w:rFonts w:ascii="Calibri" w:hAnsi="Calibri"/>
+                <w:sz w:val="19"/>
+              </w:rPr>
               <w:t>Spend Trend</w:t>
             </w:r>
           </w:p>
@@ -1113,6 +1179,7 @@
         <w:tc>
           <w:tcPr>
             <w:tcW w:type="dxa" w:w="4139"/>
+            <w:shd w:val="clear" w:color="auto" w:fill="D6EEF9"/>
           </w:tcPr>
           <w:p>
             <w:r>
@@ -1127,6 +1194,7 @@
         <w:tc>
           <w:tcPr>
             <w:tcW w:type="dxa" w:w="2835"/>
+            <w:shd w:val="clear" w:color="auto" w:fill="D6EEF9"/>
           </w:tcPr>
           <w:p>
             <w:r>
@@ -1143,7 +1211,6 @@
         <w:tc>
           <w:tcPr>
             <w:tcW w:type="dxa" w:w="2381"/>
-            <w:shd w:val="clear" w:color="auto" w:fill="D6EEF9"/>
           </w:tcPr>
           <w:p>
             <w:r>
@@ -1158,7 +1225,6 @@
         <w:tc>
           <w:tcPr>
             <w:tcW w:type="dxa" w:w="4139"/>
-            <w:shd w:val="clear" w:color="auto" w:fill="D6EEF9"/>
           </w:tcPr>
           <w:p>
             <w:r>
@@ -1173,7 +1239,6 @@
         <w:tc>
           <w:tcPr>
             <w:tcW w:type="dxa" w:w="2835"/>
-            <w:shd w:val="clear" w:color="auto" w:fill="D6EEF9"/>
           </w:tcPr>
           <w:p>
             <w:r>
@@ -1190,6 +1255,7 @@
         <w:tc>
           <w:tcPr>
             <w:tcW w:type="dxa" w:w="2381"/>
+            <w:shd w:val="clear" w:color="auto" w:fill="D6EEF9"/>
           </w:tcPr>
           <w:p>
             <w:r>
@@ -1204,6 +1270,7 @@
         <w:tc>
           <w:tcPr>
             <w:tcW w:type="dxa" w:w="4139"/>
+            <w:shd w:val="clear" w:color="auto" w:fill="D6EEF9"/>
           </w:tcPr>
           <w:p>
             <w:r>
@@ -1218,6 +1285,7 @@
         <w:tc>
           <w:tcPr>
             <w:tcW w:type="dxa" w:w="2835"/>
+            <w:shd w:val="clear" w:color="auto" w:fill="D6EEF9"/>
           </w:tcPr>
           <w:p>
             <w:r>
@@ -1234,7 +1302,6 @@
         <w:tc>
           <w:tcPr>
             <w:tcW w:type="dxa" w:w="2381"/>
-            <w:shd w:val="clear" w:color="auto" w:fill="D6EEF9"/>
           </w:tcPr>
           <w:p>
             <w:r>
@@ -1249,7 +1316,6 @@
         <w:tc>
           <w:tcPr>
             <w:tcW w:type="dxa" w:w="4139"/>
-            <w:shd w:val="clear" w:color="auto" w:fill="D6EEF9"/>
           </w:tcPr>
           <w:p>
             <w:r>
@@ -1264,7 +1330,6 @@
         <w:tc>
           <w:tcPr>
             <w:tcW w:type="dxa" w:w="2835"/>
-            <w:shd w:val="clear" w:color="auto" w:fill="D6EEF9"/>
           </w:tcPr>
           <w:p>
             <w:r>
@@ -1281,6 +1346,7 @@
         <w:tc>
           <w:tcPr>
             <w:tcW w:type="dxa" w:w="2381"/>
+            <w:shd w:val="clear" w:color="auto" w:fill="D6EEF9"/>
           </w:tcPr>
           <w:p>
             <w:r>
@@ -1295,6 +1361,7 @@
         <w:tc>
           <w:tcPr>
             <w:tcW w:type="dxa" w:w="4139"/>
+            <w:shd w:val="clear" w:color="auto" w:fill="D6EEF9"/>
           </w:tcPr>
           <w:p>
             <w:r>
@@ -1309,6 +1376,7 @@
         <w:tc>
           <w:tcPr>
             <w:tcW w:type="dxa" w:w="2835"/>
+            <w:shd w:val="clear" w:color="auto" w:fill="D6EEF9"/>
           </w:tcPr>
           <w:p>
             <w:r>
@@ -1325,7 +1393,6 @@
         <w:tc>
           <w:tcPr>
             <w:tcW w:type="dxa" w:w="2381"/>
-            <w:shd w:val="clear" w:color="auto" w:fill="D6EEF9"/>
           </w:tcPr>
           <w:p>
             <w:r>
@@ -1340,7 +1407,6 @@
         <w:tc>
           <w:tcPr>
             <w:tcW w:type="dxa" w:w="4139"/>
-            <w:shd w:val="clear" w:color="auto" w:fill="D6EEF9"/>
           </w:tcPr>
           <w:p>
             <w:r>
@@ -1355,7 +1421,6 @@
         <w:tc>
           <w:tcPr>
             <w:tcW w:type="dxa" w:w="2835"/>
-            <w:shd w:val="clear" w:color="auto" w:fill="D6EEF9"/>
           </w:tcPr>
           <w:p>
             <w:r>
@@ -1372,6 +1437,7 @@
         <w:tc>
           <w:tcPr>
             <w:tcW w:type="dxa" w:w="2381"/>
+            <w:shd w:val="clear" w:color="auto" w:fill="D6EEF9"/>
           </w:tcPr>
           <w:p>
             <w:r>
@@ -1386,6 +1452,7 @@
         <w:tc>
           <w:tcPr>
             <w:tcW w:type="dxa" w:w="4139"/>
+            <w:shd w:val="clear" w:color="auto" w:fill="D6EEF9"/>
           </w:tcPr>
           <w:p>
             <w:r>
@@ -1400,6 +1467,7 @@
         <w:tc>
           <w:tcPr>
             <w:tcW w:type="dxa" w:w="2835"/>
+            <w:shd w:val="clear" w:color="auto" w:fill="D6EEF9"/>
           </w:tcPr>
           <w:p>
             <w:r>
@@ -1413,6 +1481,114 @@
         </w:tc>
       </w:tr>
     </w:tbl>
+    <w:tbl>
+      <w:tblPr>
+        <w:tblW w:type="auto" w:w="0"/>
+        <w:tblLayout w:type="autofit"/>
+        <w:tblLook w:firstColumn="1" w:firstRow="1" w:lastColumn="0" w:lastRow="0" w:noHBand="0" w:noVBand="1" w:val="04A0"/>
+      </w:tblPr>
+      <w:tblGrid>
+        <w:gridCol w:w="10200"/>
+      </w:tblGrid>
+      <w:tr>
+        <w:tc>
+          <w:tcPr>
+            <w:tcW w:type="dxa" w:w="10200"/>
+            <w:shd w:val="clear" w:color="auto" w:fill="D6EEF9"/>
+            <w:tcMar>
+              <w:top w:w="120" w:type="dxa"/>
+              <w:left w:w="120" w:type="dxa"/>
+              <w:bottom w:w="120" w:type="dxa"/>
+              <w:right w:w="120" w:type="dxa"/>
+            </w:tcMar>
+          </w:tcPr>
+          <w:p>
+            <w:pPr>
+              <w:spacing w:after="40"/>
+            </w:pPr>
+            <w:r/>
+            <w:r>
+              <w:rPr>
+                <w:rFonts w:ascii="Calibri" w:hAnsi="Calibri"/>
+                <w:b/>
+                <w:color w:val="DA291C"/>
+                <w:sz w:val="22"/>
+              </w:rPr>
+              <w:t>THE OPPORTUNITIES TAB NAMES NAMES</w:t>
+            </w:r>
+          </w:p>
+          <w:p>
+            <w:r>
+              <w:rPr>
+                <w:rFonts w:ascii="Calibri" w:hAnsi="Calibri"/>
+                <w:color w:val="002F6C"/>
+                <w:sz w:val="22"/>
+              </w:rPr>
+              <w:t>Top Consolidation Opportunities does not stop at “bought from 12 vendors.” It lists the vendors and the departments by name, ordered by spend, so the suppliers worth a conversation come first. It also shows every description that rolled together under that row — which lets you check the grouping rather than take it on trust. If a row was matched on a 3-digit NIGP class, that column is where you would see two things that are not really the same commodity sitting together, and judge for yourself. Headers carry sort/filter dropdowns and the item name stays pinned as you scroll right. Long vendor lists are capped, with a “+N more” tail.</w:t>
+            </w:r>
+          </w:p>
+        </w:tc>
+      </w:tr>
+    </w:tbl>
+    <w:p>
+      <w:pPr>
+        <w:spacing w:after="120"/>
+      </w:pPr>
+    </w:p>
+    <w:tbl>
+      <w:tblPr>
+        <w:tblW w:type="auto" w:w="0"/>
+        <w:tblLayout w:type="autofit"/>
+        <w:tblLook w:firstColumn="1" w:firstRow="1" w:lastColumn="0" w:lastRow="0" w:noHBand="0" w:noVBand="1" w:val="04A0"/>
+      </w:tblPr>
+      <w:tblGrid>
+        <w:gridCol w:w="10200"/>
+      </w:tblGrid>
+      <w:tr>
+        <w:tc>
+          <w:tcPr>
+            <w:tcW w:type="dxa" w:w="10200"/>
+            <w:shd w:val="clear" w:color="auto" w:fill="D6EEF9"/>
+            <w:tcMar>
+              <w:top w:w="120" w:type="dxa"/>
+              <w:left w:w="120" w:type="dxa"/>
+              <w:bottom w:w="120" w:type="dxa"/>
+              <w:right w:w="120" w:type="dxa"/>
+            </w:tcMar>
+          </w:tcPr>
+          <w:p>
+            <w:pPr>
+              <w:spacing w:after="40"/>
+            </w:pPr>
+            <w:r/>
+            <w:r>
+              <w:rPr>
+                <w:rFonts w:ascii="Calibri" w:hAnsi="Calibri"/>
+                <w:b/>
+                <w:color w:val="DA291C"/>
+                <w:sz w:val="22"/>
+              </w:rPr>
+              <w:t>THE NUMBERS DO NOT DEPEND ON WHAT YOU TICK</w:t>
+            </w:r>
+          </w:p>
+          <w:p>
+            <w:r>
+              <w:rPr>
+                <w:rFonts w:ascii="Calibri" w:hAnsi="Calibri"/>
+                <w:color w:val="002F6C"/>
+                <w:sz w:val="22"/>
+              </w:rPr>
+              <w:t>Every analysis is calculated on every run, whatever you select. This is deliberate: the savings figures are derived from the consolidation analysis, so if unticking a box changed the maths, the headline would move depending on who was reading it — and nobody could defend that in a budget hearing. Your selection changes what is shown and exported, never how anything is computed. It is also why changing your mind after the report has run costs nothing: nothing is re-classified or recalculated, so the report and the workbook update on the spot.</w:t>
+            </w:r>
+          </w:p>
+        </w:tc>
+      </w:tr>
+    </w:tbl>
+    <w:p>
+      <w:pPr>
+        <w:spacing w:after="120"/>
+      </w:pPr>
+    </w:p>
     <w:p>
       <w:pPr>
         <w:pBdr>
